--- a/adventure_packs/AP03_superheroes.docx
+++ b/adventure_packs/AP03_superheroes.docx
@@ -23,7 +23,7 @@
         <w:pStyle w:val="Date"/>
       </w:pPr>
       <w:r>
-        <w:t xml:space="preserve">2026-07-01</w:t>
+        <w:t xml:space="preserve">2026-07-20</w:t>
       </w:r>
     </w:p>
     <w:sdt>

--- a/adventure_packs/AP03_superheroes.docx
+++ b/adventure_packs/AP03_superheroes.docx
@@ -23,7 +23,7 @@
         <w:pStyle w:val="Date"/>
       </w:pPr>
       <w:r>
-        <w:t xml:space="preserve">2026-07-20</w:t>
+        <w:t xml:space="preserve">2026-07-25</w:t>
       </w:r>
     </w:p>
     <w:sdt>

--- a/adventure_packs/AP03_superheroes.docx
+++ b/adventure_packs/AP03_superheroes.docx
@@ -23,7 +23,7 @@
         <w:pStyle w:val="Date"/>
       </w:pPr>
       <w:r>
-        <w:t xml:space="preserve">2026-07-25</w:t>
+        <w:t xml:space="preserve">2026-07-31</w:t>
       </w:r>
     </w:p>
     <w:sdt>
